--- a/Rodrigo/Python AI ML/Rodrigo Fernandez.docx
+++ b/Rodrigo/Python AI ML/Rodrigo Fernandez.docx
@@ -80,41 +80,41 @@
           <w:bCs/>
           <w:szCs w:val="24"/>
         </w:rPr>
-        <w:t xml:space="preserve">Senior React.js / </w:t>
-      </w:r>
-      <w:r>
-        <w:rPr>
-          <w:b/>
-          <w:bCs/>
-          <w:szCs w:val="24"/>
-        </w:rPr>
-        <w:t>Python (Django/</w:t>
-      </w:r>
-      <w:proofErr w:type="spellStart"/>
-      <w:r>
-        <w:rPr>
-          <w:b/>
-          <w:bCs/>
-          <w:szCs w:val="24"/>
-        </w:rPr>
-        <w:t>FastAPI</w:t>
-      </w:r>
-      <w:proofErr w:type="spellEnd"/>
-      <w:r>
-        <w:rPr>
-          <w:b/>
-          <w:bCs/>
-          <w:szCs w:val="24"/>
-        </w:rPr>
-        <w:t>)</w:t>
-      </w:r>
-      <w:r>
-        <w:rPr>
-          <w:b/>
-          <w:bCs/>
-          <w:szCs w:val="24"/>
-        </w:rPr>
-        <w:t xml:space="preserve"> Full Stack Engineer</w:t>
+        <w:t xml:space="preserve">Senior </w:t>
+      </w:r>
+      <w:r>
+        <w:rPr>
+          <w:b/>
+          <w:bCs/>
+          <w:szCs w:val="24"/>
+        </w:rPr>
+        <w:t xml:space="preserve">Python </w:t>
+      </w:r>
+      <w:r>
+        <w:rPr>
+          <w:b/>
+          <w:bCs/>
+          <w:szCs w:val="24"/>
+        </w:rPr>
+        <w:t>AI/</w:t>
+      </w:r>
+      <w:bookmarkStart w:id="0" w:name="_GoBack"/>
+      <w:bookmarkEnd w:id="0"/>
+      <w:r>
+        <w:rPr>
+          <w:b/>
+          <w:bCs/>
+          <w:szCs w:val="24"/>
+        </w:rPr>
+        <w:t>ML</w:t>
+      </w:r>
+      <w:r>
+        <w:rPr>
+          <w:b/>
+          <w:bCs/>
+          <w:szCs w:val="24"/>
+        </w:rPr>
+        <w:t xml:space="preserve"> Engineer</w:t>
       </w:r>
       <w:r>
         <w:rPr>
@@ -2964,8 +2964,6 @@
           <w:szCs w:val="24"/>
         </w:rPr>
       </w:pPr>
-      <w:bookmarkStart w:id="0" w:name="_GoBack"/>
-      <w:bookmarkEnd w:id="0"/>
     </w:p>
     <w:p>
       <w:pPr>

--- a/Rodrigo/Python AI ML/Rodrigo Fernandez.docx
+++ b/Rodrigo/Python AI ML/Rodrigo Fernandez.docx
@@ -96,57 +96,49 @@
           <w:bCs/>
           <w:szCs w:val="24"/>
         </w:rPr>
-        <w:t>AI/</w:t>
+        <w:t>AI/ML</w:t>
+      </w:r>
+      <w:r>
+        <w:rPr>
+          <w:b/>
+          <w:bCs/>
+          <w:szCs w:val="24"/>
+        </w:rPr>
+        <w:t xml:space="preserve"> Engineer</w:t>
+      </w:r>
+      <w:r>
+        <w:rPr>
+          <w:szCs w:val="24"/>
+        </w:rPr>
+        <w:br/>
+        <w:t xml:space="preserve">Katy, Texas </w:t>
+      </w:r>
+      <w:r>
+        <w:rPr>
+          <w:szCs w:val="24"/>
+        </w:rPr>
+        <w:t xml:space="preserve">| </w:t>
+      </w:r>
+      <w:r>
+        <w:rPr>
+          <w:szCs w:val="24"/>
+        </w:rPr>
+        <w:t>+1 (407) 801-1287</w:t>
+      </w:r>
+      <w:r>
+        <w:rPr>
+          <w:szCs w:val="24"/>
+        </w:rPr>
+        <w:t xml:space="preserve"> | </w:t>
+      </w:r>
+      <w:r>
+        <w:rPr>
+          <w:szCs w:val="24"/>
+        </w:rPr>
+        <w:t>https://www.linkedin.com/in/rodrigo-bermejo-fern%C3%A1ndez-9a5a0664/</w:t>
       </w:r>
       <w:bookmarkStart w:id="0" w:name="_GoBack"/>
       <w:bookmarkEnd w:id="0"/>
-      <w:r>
-        <w:rPr>
-          <w:b/>
-          <w:bCs/>
-          <w:szCs w:val="24"/>
-        </w:rPr>
-        <w:t>ML</w:t>
-      </w:r>
-      <w:r>
-        <w:rPr>
-          <w:b/>
-          <w:bCs/>
-          <w:szCs w:val="24"/>
-        </w:rPr>
-        <w:t xml:space="preserve"> Engineer</w:t>
-      </w:r>
-      <w:r>
-        <w:rPr>
-          <w:szCs w:val="24"/>
-        </w:rPr>
-        <w:br/>
-        <w:t xml:space="preserve">Katy, Texas </w:t>
-      </w:r>
-      <w:r>
-        <w:rPr>
-          <w:szCs w:val="24"/>
-        </w:rPr>
-        <w:t xml:space="preserve">| </w:t>
-      </w:r>
-      <w:r>
-        <w:rPr>
-          <w:szCs w:val="24"/>
-        </w:rPr>
-        <w:t>+1 (407) 801-1287</w:t>
-      </w:r>
-      <w:r>
-        <w:rPr>
-          <w:szCs w:val="24"/>
-        </w:rPr>
-        <w:t xml:space="preserve"> | </w:t>
-      </w:r>
-      <w:r>
-        <w:rPr>
-          <w:szCs w:val="24"/>
-        </w:rPr>
-        <w:t>www.linkedin.com/in/rodrigobermejo-fernández-9a5a0664</w:t>
-      </w:r>
       <w:r>
         <w:rPr>
           <w:szCs w:val="24"/>

--- a/Rodrigo/Python AI ML/Rodrigo Fernandez.docx
+++ b/Rodrigo/Python AI ML/Rodrigo Fernandez.docx
@@ -111,6 +111,11 @@
           <w:szCs w:val="24"/>
         </w:rPr>
         <w:br/>
+      </w:r>
+      <w:r>
+        <w:rPr>
+          <w:szCs w:val="24"/>
+        </w:rPr>
         <w:t xml:space="preserve">Katy, Texas </w:t>
       </w:r>
       <w:r>
@@ -123,34 +128,40 @@
         <w:rPr>
           <w:szCs w:val="24"/>
         </w:rPr>
-        <w:t>+1 (407) 801-1287</w:t>
-      </w:r>
-      <w:r>
-        <w:rPr>
-          <w:szCs w:val="24"/>
-        </w:rPr>
-        <w:t xml:space="preserve"> | </w:t>
+        <w:t>+</w:t>
+      </w:r>
+      <w:r>
+        <w:rPr>
+          <w:szCs w:val="24"/>
+        </w:rPr>
+        <w:t>1 (430) 279-2231</w:t>
+      </w:r>
+      <w:r>
+        <w:rPr>
+          <w:szCs w:val="24"/>
+        </w:rPr>
+        <w:t xml:space="preserve">| </w:t>
       </w:r>
       <w:r>
         <w:rPr>
           <w:szCs w:val="24"/>
         </w:rPr>
         <w:t>https://www.linkedin.com/in/rodrigo-bermejo-fern%C3%A1ndez-9a5a0664/</w:t>
+      </w:r>
+      <w:r>
+        <w:rPr>
+          <w:szCs w:val="24"/>
+        </w:rPr>
+        <w:t xml:space="preserve">| </w:t>
+      </w:r>
+      <w:r>
+        <w:rPr>
+          <w:szCs w:val="24"/>
+        </w:rPr>
+        <w:t>rodrigobfdev@gmail.com</w:t>
       </w:r>
       <w:bookmarkStart w:id="0" w:name="_GoBack"/>
       <w:bookmarkEnd w:id="0"/>
-      <w:r>
-        <w:rPr>
-          <w:szCs w:val="24"/>
-        </w:rPr>
-        <w:t xml:space="preserve"> | </w:t>
-      </w:r>
-      <w:r>
-        <w:rPr>
-          <w:szCs w:val="24"/>
-        </w:rPr>
-        <w:t>rodrigobfdev@gmail.com</w:t>
-      </w:r>
     </w:p>
     <w:p>
       <w:pPr>
